--- a/docs/game_design_doc.docx
+++ b/docs/game_design_doc.docx
@@ -537,6 +537,136 @@
                 <w:szCs w:val="18"/>
               </w:rPr>
               <w:t xml:space="preserve">Система Глаз; 3 босса детализированы; Часть XII: матрица оборудования × боссы</w:t>
+            </w:r>
+          </w:p>
+        </w:tc>
+      </w:tr>
+      <w:tr>
+        <w:tc>
+          <w:tcPr>
+            <w:tcW w:type="pct" w:w="10%"/>
+            <w:shd w:color="F4F8FC" w:val="solid"/>
+            <w:tcMar>
+              <w:top w:type="dxa" w:w="55"/>
+              <w:left w:type="dxa" w:w="110"/>
+              <w:bottom w:type="dxa" w:w="55"/>
+              <w:right w:type="dxa" w:w="110"/>
+            </w:tcMar>
+          </w:tcPr>
+          <w:p>
+            <w:r>
+              <w:rPr>
+                <w:sz w:val="18"/>
+                <w:szCs w:val="18"/>
+              </w:rPr>
+              <w:t xml:space="preserve">0.6</w:t>
+            </w:r>
+          </w:p>
+        </w:tc>
+        <w:tc>
+          <w:tcPr>
+            <w:tcW w:type="pct" w:w="18%"/>
+            <w:shd w:color="F4F8FC" w:val="solid"/>
+            <w:tcMar>
+              <w:top w:type="dxa" w:w="55"/>
+              <w:left w:type="dxa" w:w="110"/>
+              <w:bottom w:type="dxa" w:w="55"/>
+              <w:right w:type="dxa" w:w="110"/>
+            </w:tcMar>
+          </w:tcPr>
+          <w:p>
+            <w:r>
+              <w:rPr>
+                <w:sz w:val="18"/>
+                <w:szCs w:val="18"/>
+              </w:rPr>
+              <w:t xml:space="preserve">2026-03-18</w:t>
+            </w:r>
+          </w:p>
+        </w:tc>
+        <w:tc>
+          <w:tcPr>
+            <w:tcW w:type="pct" w:w="72%"/>
+            <w:shd w:color="F4F8FC" w:val="solid"/>
+            <w:tcMar>
+              <w:top w:type="dxa" w:w="55"/>
+              <w:left w:type="dxa" w:w="110"/>
+              <w:bottom w:type="dxa" w:w="55"/>
+              <w:right w:type="dxa" w:w="110"/>
+            </w:tcMar>
+          </w:tcPr>
+          <w:p>
+            <w:r>
+              <w:rPr>
+                <w:sz w:val="18"/>
+                <w:szCs w:val="18"/>
+              </w:rPr>
+              <w:t xml:space="preserve">Структура магазина (стандарт + 5 закрытых); H-06, I-06, BM-06; Часть XIII: экономика</w:t>
+            </w:r>
+          </w:p>
+        </w:tc>
+      </w:tr>
+      <w:tr>
+        <w:tc>
+          <w:tcPr>
+            <w:tcW w:type="pct" w:w="10%"/>
+            <w:shd w:color="FFFFFF" w:val="solid"/>
+            <w:tcMar>
+              <w:top w:type="dxa" w:w="55"/>
+              <w:left w:type="dxa" w:w="110"/>
+              <w:bottom w:type="dxa" w:w="55"/>
+              <w:right w:type="dxa" w:w="110"/>
+            </w:tcMar>
+          </w:tcPr>
+          <w:p>
+            <w:r>
+              <w:rPr>
+                <w:sz w:val="18"/>
+                <w:szCs w:val="18"/>
+              </w:rPr>
+              <w:t xml:space="preserve">0.7</w:t>
+            </w:r>
+          </w:p>
+        </w:tc>
+        <w:tc>
+          <w:tcPr>
+            <w:tcW w:type="pct" w:w="18%"/>
+            <w:shd w:color="FFFFFF" w:val="solid"/>
+            <w:tcMar>
+              <w:top w:type="dxa" w:w="55"/>
+              <w:left w:type="dxa" w:w="110"/>
+              <w:bottom w:type="dxa" w:w="55"/>
+              <w:right w:type="dxa" w:w="110"/>
+            </w:tcMar>
+          </w:tcPr>
+          <w:p>
+            <w:r>
+              <w:rPr>
+                <w:sz w:val="18"/>
+                <w:szCs w:val="18"/>
+              </w:rPr>
+              <w:t xml:space="preserve">2026-03-19</w:t>
+            </w:r>
+          </w:p>
+        </w:tc>
+        <w:tc>
+          <w:tcPr>
+            <w:tcW w:type="pct" w:w="72%"/>
+            <w:shd w:color="FFFFFF" w:val="solid"/>
+            <w:tcMar>
+              <w:top w:type="dxa" w:w="55"/>
+              <w:left w:type="dxa" w:w="110"/>
+              <w:bottom w:type="dxa" w:w="55"/>
+              <w:right w:type="dxa" w:w="110"/>
+            </w:tcMar>
+          </w:tcPr>
+          <w:p>
+            <w:r>
+              <w:rPr>
+                <w:sz w:val="18"/>
+                <w:szCs w:val="18"/>
+              </w:rPr>
+              <w:t xml:space="preserve">Враждебные клетки (блокировка/постоянные/–1э сосед); батарея Standard 6; пульс Boss1 каждые 5 ходов; Boss2 имя; тиры премии Института; Trigger +10м; расходники в слотах</w:t>
             </w:r>
           </w:p>
         </w:tc>
@@ -6999,7 +7129,7 @@
                 <w:sz w:val="18"/>
                 <w:szCs w:val="18"/>
               </w:rPr>
-              <w:t xml:space="preserve">7</w:t>
+              <w:t xml:space="preserve">6</w:t>
             </w:r>
           </w:p>
         </w:tc>
@@ -7041,7 +7171,7 @@
                 <w:sz w:val="18"/>
                 <w:szCs w:val="18"/>
               </w:rPr>
-              <w:t xml:space="preserve">6</w:t>
+              <w:t xml:space="preserve">5</w:t>
             </w:r>
           </w:p>
         </w:tc>
@@ -11717,7 +11847,261 @@
         <w:spacing w:after="100"/>
       </w:pPr>
       <w:r>
-        <w:t xml:space="preserve">Если за сессию заработано &gt; N ОИ — Институт выплачивает деньги.</w:t>
+        <w:t xml:space="preserve">Институт выплачивает денежную премию за ОИ, заработанные в текущей комнате (не суммарно за забег):</w:t>
+      </w:r>
+    </w:p>
+    <w:tbl>
+      <w:tblPr>
+        <w:tblW w:type="pct" w:w="100%"/>
+        <w:tblBorders>
+          <w:top w:val="single" w:color="auto" w:sz="4"/>
+          <w:left w:val="single" w:color="auto" w:sz="4"/>
+          <w:bottom w:val="single" w:color="auto" w:sz="4"/>
+          <w:right w:val="single" w:color="auto" w:sz="4"/>
+          <w:insideH w:val="single" w:color="auto" w:sz="4"/>
+          <w:insideV w:val="single" w:color="auto" w:sz="4"/>
+        </w:tblBorders>
+      </w:tblPr>
+      <w:tblGrid>
+        <w:gridCol w:w="100"/>
+        <w:gridCol w:w="100"/>
+      </w:tblGrid>
+      <w:tr>
+        <w:trPr>
+          <w:tblHeader/>
+        </w:trPr>
+        <w:tc>
+          <w:tcPr>
+            <w:tcW w:type="pct" w:w="50%"/>
+            <w:shd w:color="1A3A5C" w:val="solid"/>
+            <w:tcMar>
+              <w:top w:type="dxa" w:w="70"/>
+              <w:left w:type="dxa" w:w="110"/>
+              <w:bottom w:type="dxa" w:w="70"/>
+              <w:right w:type="dxa" w:w="110"/>
+            </w:tcMar>
+          </w:tcPr>
+          <w:p>
+            <w:r>
+              <w:rPr>
+                <w:b/>
+                <w:bCs/>
+                <w:color w:val="FFFFFF"/>
+                <w:sz w:val="20"/>
+                <w:szCs w:val="20"/>
+              </w:rPr>
+              <w:t xml:space="preserve">ОИ за комнату</w:t>
+            </w:r>
+          </w:p>
+        </w:tc>
+        <w:tc>
+          <w:tcPr>
+            <w:tcW w:type="pct" w:w="50%"/>
+            <w:shd w:color="1A3A5C" w:val="solid"/>
+            <w:tcMar>
+              <w:top w:type="dxa" w:w="70"/>
+              <w:left w:type="dxa" w:w="110"/>
+              <w:bottom w:type="dxa" w:w="70"/>
+              <w:right w:type="dxa" w:w="110"/>
+            </w:tcMar>
+          </w:tcPr>
+          <w:p>
+            <w:r>
+              <w:rPr>
+                <w:b/>
+                <w:bCs/>
+                <w:color w:val="FFFFFF"/>
+                <w:sz w:val="20"/>
+                <w:szCs w:val="20"/>
+              </w:rPr>
+              <w:t xml:space="preserve">Премия</w:t>
+            </w:r>
+          </w:p>
+        </w:tc>
+      </w:tr>
+      <w:tr>
+        <w:tc>
+          <w:tcPr>
+            <w:tcW w:type="pct" w:w="50%"/>
+            <w:shd w:color="FFFFFF" w:val="solid"/>
+            <w:tcMar>
+              <w:top w:type="dxa" w:w="55"/>
+              <w:left w:type="dxa" w:w="110"/>
+              <w:bottom w:type="dxa" w:w="55"/>
+              <w:right w:type="dxa" w:w="110"/>
+            </w:tcMar>
+          </w:tcPr>
+          <w:p>
+            <w:r>
+              <w:rPr>
+                <w:sz w:val="18"/>
+                <w:szCs w:val="18"/>
+              </w:rPr>
+              <w:t xml:space="preserve">&lt; 30</w:t>
+            </w:r>
+          </w:p>
+        </w:tc>
+        <w:tc>
+          <w:tcPr>
+            <w:tcW w:type="pct" w:w="50%"/>
+            <w:shd w:color="FFFFFF" w:val="solid"/>
+            <w:tcMar>
+              <w:top w:type="dxa" w:w="55"/>
+              <w:left w:type="dxa" w:w="110"/>
+              <w:bottom w:type="dxa" w:w="55"/>
+              <w:right w:type="dxa" w:w="110"/>
+            </w:tcMar>
+          </w:tcPr>
+          <w:p>
+            <w:r>
+              <w:rPr>
+                <w:sz w:val="18"/>
+                <w:szCs w:val="18"/>
+              </w:rPr>
+              <w:t xml:space="preserve">Нет</w:t>
+            </w:r>
+          </w:p>
+        </w:tc>
+      </w:tr>
+      <w:tr>
+        <w:tc>
+          <w:tcPr>
+            <w:tcW w:type="pct" w:w="50%"/>
+            <w:shd w:color="F4F8FC" w:val="solid"/>
+            <w:tcMar>
+              <w:top w:type="dxa" w:w="55"/>
+              <w:left w:type="dxa" w:w="110"/>
+              <w:bottom w:type="dxa" w:w="55"/>
+              <w:right w:type="dxa" w:w="110"/>
+            </w:tcMar>
+          </w:tcPr>
+          <w:p>
+            <w:r>
+              <w:rPr>
+                <w:sz w:val="18"/>
+                <w:szCs w:val="18"/>
+              </w:rPr>
+              <w:t xml:space="preserve">≥ 30 (средний объём)</w:t>
+            </w:r>
+          </w:p>
+        </w:tc>
+        <w:tc>
+          <w:tcPr>
+            <w:tcW w:type="pct" w:w="50%"/>
+            <w:shd w:color="F4F8FC" w:val="solid"/>
+            <w:tcMar>
+              <w:top w:type="dxa" w:w="55"/>
+              <w:left w:type="dxa" w:w="110"/>
+              <w:bottom w:type="dxa" w:w="55"/>
+              <w:right w:type="dxa" w:w="110"/>
+            </w:tcMar>
+          </w:tcPr>
+          <w:p>
+            <w:r>
+              <w:rPr>
+                <w:sz w:val="18"/>
+                <w:szCs w:val="18"/>
+              </w:rPr>
+              <w:t xml:space="preserve">+30 монет</w:t>
+            </w:r>
+          </w:p>
+        </w:tc>
+      </w:tr>
+      <w:tr>
+        <w:tc>
+          <w:tcPr>
+            <w:tcW w:type="pct" w:w="50%"/>
+            <w:shd w:color="FFFFFF" w:val="solid"/>
+            <w:tcMar>
+              <w:top w:type="dxa" w:w="55"/>
+              <w:left w:type="dxa" w:w="110"/>
+              <w:bottom w:type="dxa" w:w="55"/>
+              <w:right w:type="dxa" w:w="110"/>
+            </w:tcMar>
+          </w:tcPr>
+          <w:p>
+            <w:r>
+              <w:rPr>
+                <w:sz w:val="18"/>
+                <w:szCs w:val="18"/>
+              </w:rPr>
+              <w:t xml:space="preserve">≥ 50 (большой объём)</w:t>
+            </w:r>
+          </w:p>
+        </w:tc>
+        <w:tc>
+          <w:tcPr>
+            <w:tcW w:type="pct" w:w="50%"/>
+            <w:shd w:color="FFFFFF" w:val="solid"/>
+            <w:tcMar>
+              <w:top w:type="dxa" w:w="55"/>
+              <w:left w:type="dxa" w:w="110"/>
+              <w:bottom w:type="dxa" w:w="55"/>
+              <w:right w:type="dxa" w:w="110"/>
+            </w:tcMar>
+          </w:tcPr>
+          <w:p>
+            <w:r>
+              <w:rPr>
+                <w:sz w:val="18"/>
+                <w:szCs w:val="18"/>
+              </w:rPr>
+              <w:t xml:space="preserve">+45 монет</w:t>
+            </w:r>
+          </w:p>
+        </w:tc>
+      </w:tr>
+      <w:tr>
+        <w:tc>
+          <w:tcPr>
+            <w:tcW w:type="pct" w:w="50%"/>
+            <w:shd w:color="F4F8FC" w:val="solid"/>
+            <w:tcMar>
+              <w:top w:type="dxa" w:w="55"/>
+              <w:left w:type="dxa" w:w="110"/>
+              <w:bottom w:type="dxa" w:w="55"/>
+              <w:right w:type="dxa" w:w="110"/>
+            </w:tcMar>
+          </w:tcPr>
+          <w:p>
+            <w:r>
+              <w:rPr>
+                <w:sz w:val="18"/>
+                <w:szCs w:val="18"/>
+              </w:rPr>
+              <w:t xml:space="preserve">≥ 70 (феноменальный)</w:t>
+            </w:r>
+          </w:p>
+        </w:tc>
+        <w:tc>
+          <w:tcPr>
+            <w:tcW w:type="pct" w:w="50%"/>
+            <w:shd w:color="F4F8FC" w:val="solid"/>
+            <w:tcMar>
+              <w:top w:type="dxa" w:w="55"/>
+              <w:left w:type="dxa" w:w="110"/>
+              <w:bottom w:type="dxa" w:w="55"/>
+              <w:right w:type="dxa" w:w="110"/>
+            </w:tcMar>
+          </w:tcPr>
+          <w:p>
+            <w:r>
+              <w:rPr>
+                <w:sz w:val="18"/>
+                <w:szCs w:val="18"/>
+              </w:rPr>
+              <w:t xml:space="preserve">+60 монет</w:t>
+            </w:r>
+          </w:p>
+        </w:tc>
+      </w:tr>
+    </w:tbl>
+    <w:p>
+      <w:pPr>
+        <w:spacing w:after="100"/>
+      </w:pPr>
+      <w:r>
+        <w:t xml:space="preserve">Премия начисляется автоматически при завершении комнаты.</w:t>
       </w:r>
     </w:p>
     <w:p>
@@ -16124,7 +16508,7 @@
         <w:spacing w:after="100" w:before="220"/>
       </w:pPr>
       <w:r>
-        <w:t xml:space="preserve">Активная механика: Пульс (каждые 7 ходов)</w:t>
+        <w:t xml:space="preserve">Активная механика: Пульс (каждые 5 ходов)</w:t>
       </w:r>
     </w:p>
     <w:p>
@@ -16132,7 +16516,15 @@
         <w:spacing w:after="100"/>
       </w:pPr>
       <w:r>
-        <w:t xml:space="preserve">2 случайные нераскрытые клетки становятся «враждебными» на 3 хода. Locator на враждебную клетку = –1 HP (тип: штраф инструмента). Через 3 хода угроза снимается.</w:t>
+        <w:t xml:space="preserve">2 случайные нераскрытые клетки на теле босса становятся «враждебными». Клетки на сегментах тела исчезают через 3 хода; клетки вне тела — постоянные до конца боя.</w:t>
+      </w:r>
+    </w:p>
+    <w:p>
+      <w:pPr>
+        <w:spacing w:after="100"/>
+      </w:pPr>
+      <w:r>
+        <w:t xml:space="preserve">LOCATOR ЗАБЛОКИРОВАН на враждебной клетке (ход не тратится). Использование Locator РЯДОМ с враждебной клеткой = –1 энергия. Если все скрытые клетки стали враждебными — выход заблокирован (конец забега).</w:t>
       </w:r>
     </w:p>
     <w:p>
@@ -16313,7 +16705,7 @@
                 <w:sz w:val="18"/>
                 <w:szCs w:val="18"/>
               </w:rPr>
-              <w:t xml:space="preserve">Блокирует штраф от враждебной клетки</w:t>
+              <w:t xml:space="preserve">Поглощает следующий штраф (не защищает от –1э у соседних клеток)</w:t>
             </w:r>
           </w:p>
         </w:tc>
@@ -16401,7 +16793,7 @@
                 <w:sz w:val="18"/>
                 <w:szCs w:val="18"/>
               </w:rPr>
-              <w:t xml:space="preserve">Отменить ошибочный Locator</w:t>
+              <w:t xml:space="preserve">Отменить ошибочный ход рядом с враждебной клеткой</w:t>
             </w:r>
           </w:p>
         </w:tc>
@@ -16418,7 +16810,7 @@
         <w:spacing w:after="140" w:before="300"/>
       </w:pPr>
       <w:r>
-        <w:t xml:space="preserve">9.6 Boss 2: «Разрядка» (Акт 6)</w:t>
+        <w:t xml:space="preserve">9.6 Boss 2: «Хаотический Разряд» (Акт 6)</w:t>
       </w:r>
     </w:p>
     <w:p>
@@ -27475,7 +27867,7 @@
                 <w:sz w:val="18"/>
                 <w:szCs w:val="18"/>
               </w:rPr>
-              <w:t xml:space="preserve">Блокирует следующий штраф инструмента (–1 HP)</w:t>
+              <w:t xml:space="preserve">Слот инвентаря. Пассивно: поглощает следующий штраф (–1 HP), затем исчезает.</w:t>
             </w:r>
           </w:p>
         </w:tc>
@@ -27540,7 +27932,7 @@
                 <w:sz w:val="18"/>
                 <w:szCs w:val="18"/>
               </w:rPr>
-              <w:t xml:space="preserve">+3 энергии немедленно</w:t>
+              <w:t xml:space="preserve">Слот инвентаря. Активация кликом: +3 энергии, затем исчезает.</w:t>
             </w:r>
           </w:p>
         </w:tc>

--- a/docs/game_design_doc.docx
+++ b/docs/game_design_doc.docx
@@ -1260,7 +1260,7 @@
                 <w:sz w:val="18"/>
                 <w:szCs w:val="18"/>
               </w:rPr>
-              <w:t xml:space="preserve">Жёлтый эфир</w:t>
+              <w:t xml:space="preserve">Жёлтый сгусток</w:t>
             </w:r>
           </w:p>
         </w:tc>
@@ -6914,7 +6914,7 @@
           <w:sz w:val="18"/>
           <w:szCs w:val="18"/>
         </w:rPr>
-        <w:t xml:space="preserve">  Жёлтый эфир ─────── Институт (батарея)</w:t>
+        <w:t xml:space="preserve">  Жёлтый сгусток ──── Институт (батарея)</w:t>
       </w:r>
     </w:p>
     <w:p>
@@ -7948,7 +7948,7 @@
                 <w:sz w:val="18"/>
                 <w:szCs w:val="18"/>
               </w:rPr>
-              <w:t xml:space="preserve">Жёлтый эфир</w:t>
+              <w:t xml:space="preserve">Жёлтый сгусток</w:t>
             </w:r>
           </w:p>
         </w:tc>
@@ -7969,7 +7969,7 @@
                 <w:sz w:val="18"/>
                 <w:szCs w:val="18"/>
               </w:rPr>
-              <w:t xml:space="preserve">Жёлтый (Echobeamer при полной батарее)</w:t>
+              <w:t xml:space="preserve">Жёлтый (Echobeamer, всегда)</w:t>
             </w:r>
           </w:p>
         </w:tc>
@@ -8903,7 +8903,7 @@
                 <w:sz w:val="18"/>
                 <w:szCs w:val="18"/>
               </w:rPr>
-              <w:t xml:space="preserve">+4 энергии (если лимит позволяет). Если нет → батарея до макс. без перегрузки + 1 Жёлтый эфир</w:t>
+              <w:t xml:space="preserve">+4 энергии (если лимит позволяет). Если нет → батарея до макс. без перегрузки + 1 Жёлтый сгусток</w:t>
             </w:r>
           </w:p>
         </w:tc>
@@ -8938,7 +8938,7 @@
           <w:b/>
           <w:bCs/>
         </w:rPr>
-        <w:t xml:space="preserve">Жёлтый эфир → Институт:</w:t>
+        <w:t xml:space="preserve">Жёлтый сгусток → Институт:</w:t>
       </w:r>
     </w:p>
     <w:tbl>
@@ -9028,7 +9028,7 @@
                 <w:sz w:val="18"/>
                 <w:szCs w:val="18"/>
               </w:rPr>
-              <w:t xml:space="preserve">3 эфира</w:t>
+              <w:t xml:space="preserve">3 сгустка</w:t>
             </w:r>
           </w:p>
         </w:tc>
@@ -9072,7 +9072,7 @@
                 <w:sz w:val="18"/>
                 <w:szCs w:val="18"/>
               </w:rPr>
-              <w:t xml:space="preserve">5 / 7 / 10 эфиров</w:t>
+              <w:t xml:space="preserve">5 / 7 / 10 сгустков</w:t>
             </w:r>
           </w:p>
         </w:tc>
@@ -13375,7 +13375,7 @@
                 <w:sz w:val="18"/>
                 <w:szCs w:val="18"/>
               </w:rPr>
-              <w:t xml:space="preserve">Институт (жёлтый эфир: 5/7/10 эфиров)</w:t>
+              <w:t xml:space="preserve">Институт (жёлтый сгусток: 5/7/10 сгустков)</w:t>
             </w:r>
           </w:p>
         </w:tc>
@@ -26863,7 +26863,7 @@
                 <w:sz w:val="18"/>
                 <w:szCs w:val="18"/>
               </w:rPr>
-              <w:t xml:space="preserve">Жёлтый эфир</w:t>
+              <w:t xml:space="preserve">Жёлтый сгусток</w:t>
             </w:r>
           </w:p>
         </w:tc>
@@ -30632,7 +30632,7 @@
                 <w:sz w:val="18"/>
                 <w:szCs w:val="18"/>
               </w:rPr>
-              <w:t xml:space="preserve">+4 энергии (или до лимита) + жёлтый эфир</w:t>
+              <w:t xml:space="preserve">+4 энергии (или до лимита) + жёлтый сгусток</w:t>
             </w:r>
           </w:p>
         </w:tc>
@@ -30653,7 +30653,7 @@
                 <w:sz w:val="18"/>
                 <w:szCs w:val="18"/>
               </w:rPr>
-              <w:t xml:space="preserve">Жёлтый эфир</w:t>
+              <w:t xml:space="preserve">Жёлтый сгусток</w:t>
             </w:r>
           </w:p>
         </w:tc>
